--- a/Curriculum/Lesson 5/Lesson Plan 5 - Code Implementation of Forward Kinematics and Other Methods.docx
+++ b/Curriculum/Lesson 5/Lesson Plan 5 - Code Implementation of Forward Kinematics and Other Methods.docx
@@ -804,7 +804,7 @@
           <w:rFonts w:ascii="Calibri" w:cs="Calibri" w:eastAsia="Calibri" w:hAnsi="Calibri"/>
           <w:rtl w:val="0"/>
         </w:rPr>
-        <w:t xml:space="preserve">Teacher solution: arm.py (the same code is on the slides, so hold the file back until students have tried it themselves)</w:t>
+        <w:t xml:space="preserve">Solution: arm.py (the same code is on the slides, so hold the file back until students have tried it themselves)</w:t>
       </w:r>
     </w:p>
     <w:p>
